--- a/4/ППОИС/ППОИС_8_АлбахтинИВ.docx
+++ b/4/ППОИС/ППОИС_8_АлбахтинИВ.docx
@@ -49,7 +49,7 @@
                 <w14:ligatures w14:val="none"/>
               </w:rPr>
               <w:drawing>
-                <wp:inline distT="0" distB="0" distL="0" distR="0" wp14:anchorId="3E426934" wp14:editId="14CAD80B">
+                <wp:inline distT="0" distB="0" distL="0" distR="0" wp14:anchorId="1DF1F61E" wp14:editId="667BA74D">
                   <wp:extent cx="1066800" cy="1066800"/>
                   <wp:effectExtent l="0" t="0" r="0" b="0"/>
                   <wp:docPr id="298370851" name="Рисунок 3"/>
@@ -259,7 +259,7 @@
               <mc:AlternateContent>
                 <mc:Choice Requires="wps">
                   <w:drawing>
-                    <wp:inline distT="0" distB="0" distL="0" distR="0" wp14:anchorId="44CEE3E7" wp14:editId="500A00D0">
+                    <wp:inline distT="0" distB="0" distL="0" distR="0" wp14:anchorId="30CE1CF9" wp14:editId="6E3A5ACA">
                       <wp:extent cx="5600700" cy="1270"/>
                       <wp:effectExtent l="19050" t="19050" r="19050" b="27305"/>
                       <wp:docPr id="2" name="Прямая соединительная линия 2"/>
@@ -1123,7 +1123,7 @@
       <w:r>
         <w:fldChar w:fldCharType="separate"/>
       </w:r>
-      <w:hyperlink w:anchor="_Toc242114434" w:history="1">
+      <w:hyperlink w:anchor="_Toc242317193" w:history="1">
         <w:r>
           <w:rPr>
             <w:rStyle w:val="a4"/>
@@ -1150,7 +1150,7 @@
             <w:noProof/>
             <w:webHidden/>
           </w:rPr>
-          <w:instrText xml:space="preserve"> PAGEREF _Toc242114434 \h </w:instrText>
+          <w:instrText xml:space="preserve"> PAGEREF _Toc242317193 \h </w:instrText>
         </w:r>
         <w:r>
           <w:rPr>
@@ -1194,7 +1194,7 @@
           <w14:ligatures w14:val="none"/>
         </w:rPr>
       </w:pPr>
-      <w:hyperlink w:anchor="_Toc242114435" w:history="1">
+      <w:hyperlink w:anchor="_Toc242317194" w:history="1">
         <w:r>
           <w:rPr>
             <w:rStyle w:val="a4"/>
@@ -1221,7 +1221,7 @@
             <w:noProof/>
             <w:webHidden/>
           </w:rPr>
-          <w:instrText xml:space="preserve"> PAGEREF _Toc242114435 \h </w:instrText>
+          <w:instrText xml:space="preserve"> PAGEREF _Toc242317194 \h </w:instrText>
         </w:r>
         <w:r>
           <w:rPr>
@@ -1265,7 +1265,7 @@
           <w14:ligatures w14:val="none"/>
         </w:rPr>
       </w:pPr>
-      <w:hyperlink w:anchor="_Toc242114436" w:history="1">
+      <w:hyperlink w:anchor="_Toc242317195" w:history="1">
         <w:r>
           <w:rPr>
             <w:rStyle w:val="a4"/>
@@ -1292,7 +1292,7 @@
             <w:noProof/>
             <w:webHidden/>
           </w:rPr>
-          <w:instrText xml:space="preserve"> PAGEREF _Toc242114436 \h </w:instrText>
+          <w:instrText xml:space="preserve"> PAGEREF _Toc242317195 \h </w:instrText>
         </w:r>
         <w:r>
           <w:rPr>
@@ -1336,7 +1336,7 @@
           <w14:ligatures w14:val="none"/>
         </w:rPr>
       </w:pPr>
-      <w:hyperlink w:anchor="_Toc242114437" w:history="1">
+      <w:hyperlink w:anchor="_Toc242317196" w:history="1">
         <w:r>
           <w:rPr>
             <w:rStyle w:val="a4"/>
@@ -1363,7 +1363,7 @@
             <w:noProof/>
             <w:webHidden/>
           </w:rPr>
-          <w:instrText xml:space="preserve"> PAGEREF _Toc242114437 \h </w:instrText>
+          <w:instrText xml:space="preserve"> PAGEREF _Toc242317196 \h </w:instrText>
         </w:r>
         <w:r>
           <w:rPr>
@@ -1407,7 +1407,7 @@
           <w14:ligatures w14:val="none"/>
         </w:rPr>
       </w:pPr>
-      <w:hyperlink w:anchor="_Toc242114438" w:history="1">
+      <w:hyperlink w:anchor="_Toc242317197" w:history="1">
         <w:r>
           <w:rPr>
             <w:rStyle w:val="a4"/>
@@ -1434,7 +1434,7 @@
             <w:noProof/>
             <w:webHidden/>
           </w:rPr>
-          <w:instrText xml:space="preserve"> PAGEREF _Toc242114438 \h </w:instrText>
+          <w:instrText xml:space="preserve"> PAGEREF _Toc242317197 \h </w:instrText>
         </w:r>
         <w:r>
           <w:rPr>
@@ -1478,7 +1478,7 @@
           <w14:ligatures w14:val="none"/>
         </w:rPr>
       </w:pPr>
-      <w:hyperlink w:anchor="_Toc242114439" w:history="1">
+      <w:hyperlink w:anchor="_Toc242317198" w:history="1">
         <w:r>
           <w:rPr>
             <w:rStyle w:val="a4"/>
@@ -1505,7 +1505,7 @@
             <w:noProof/>
             <w:webHidden/>
           </w:rPr>
-          <w:instrText xml:space="preserve"> PAGEREF _Toc242114439 \h </w:instrText>
+          <w:instrText xml:space="preserve"> PAGEREF _Toc242317198 \h </w:instrText>
         </w:r>
         <w:r>
           <w:rPr>
@@ -1549,7 +1549,7 @@
           <w14:ligatures w14:val="none"/>
         </w:rPr>
       </w:pPr>
-      <w:hyperlink w:anchor="_Toc242114440" w:history="1">
+      <w:hyperlink w:anchor="_Toc242317199" w:history="1">
         <w:r>
           <w:rPr>
             <w:rStyle w:val="a4"/>
@@ -1576,7 +1576,7 @@
             <w:noProof/>
             <w:webHidden/>
           </w:rPr>
-          <w:instrText xml:space="preserve"> PAGEREF _Toc242114440 \h </w:instrText>
+          <w:instrText xml:space="preserve"> PAGEREF _Toc242317199 \h </w:instrText>
         </w:r>
         <w:r>
           <w:rPr>
@@ -1620,7 +1620,7 @@
           <w14:ligatures w14:val="none"/>
         </w:rPr>
       </w:pPr>
-      <w:hyperlink w:anchor="_Toc242114441" w:history="1">
+      <w:hyperlink w:anchor="_Toc242317200" w:history="1">
         <w:r>
           <w:rPr>
             <w:rStyle w:val="a4"/>
@@ -1647,7 +1647,7 @@
             <w:noProof/>
             <w:webHidden/>
           </w:rPr>
-          <w:instrText xml:space="preserve"> PAGEREF _Toc242114441 \h </w:instrText>
+          <w:instrText xml:space="preserve"> PAGEREF _Toc242317200 \h </w:instrText>
         </w:r>
         <w:r>
           <w:rPr>
@@ -1691,7 +1691,7 @@
           <w14:ligatures w14:val="none"/>
         </w:rPr>
       </w:pPr>
-      <w:hyperlink w:anchor="_Toc242114442" w:history="1">
+      <w:hyperlink w:anchor="_Toc242317201" w:history="1">
         <w:r>
           <w:rPr>
             <w:rStyle w:val="a4"/>
@@ -1718,7 +1718,7 @@
             <w:noProof/>
             <w:webHidden/>
           </w:rPr>
-          <w:instrText xml:space="preserve"> PAGEREF _Toc242114442 \h </w:instrText>
+          <w:instrText xml:space="preserve"> PAGEREF _Toc242317201 \h </w:instrText>
         </w:r>
         <w:r>
           <w:rPr>
@@ -1762,7 +1762,7 @@
           <w14:ligatures w14:val="none"/>
         </w:rPr>
       </w:pPr>
-      <w:hyperlink w:anchor="_Toc242114443" w:history="1">
+      <w:hyperlink w:anchor="_Toc242317202" w:history="1">
         <w:r>
           <w:rPr>
             <w:rStyle w:val="a4"/>
@@ -1789,7 +1789,7 @@
             <w:noProof/>
             <w:webHidden/>
           </w:rPr>
-          <w:instrText xml:space="preserve"> PAGEREF _Toc242114443 \h </w:instrText>
+          <w:instrText xml:space="preserve"> PAGEREF _Toc242317202 \h </w:instrText>
         </w:r>
         <w:r>
           <w:rPr>
@@ -1833,7 +1833,7 @@
           <w14:ligatures w14:val="none"/>
         </w:rPr>
       </w:pPr>
-      <w:hyperlink w:anchor="_Toc242114444" w:history="1">
+      <w:hyperlink w:anchor="_Toc242317203" w:history="1">
         <w:r>
           <w:rPr>
             <w:rStyle w:val="a4"/>
@@ -1860,7 +1860,7 @@
             <w:noProof/>
             <w:webHidden/>
           </w:rPr>
-          <w:instrText xml:space="preserve"> PAGEREF _Toc242114444 \h </w:instrText>
+          <w:instrText xml:space="preserve"> PAGEREF _Toc242317203 \h </w:instrText>
         </w:r>
         <w:r>
           <w:rPr>
@@ -1904,7 +1904,7 @@
           <w14:ligatures w14:val="none"/>
         </w:rPr>
       </w:pPr>
-      <w:hyperlink w:anchor="_Toc242114445" w:history="1">
+      <w:hyperlink w:anchor="_Toc242317204" w:history="1">
         <w:r>
           <w:rPr>
             <w:rStyle w:val="a4"/>
@@ -1931,7 +1931,7 @@
             <w:noProof/>
             <w:webHidden/>
           </w:rPr>
-          <w:instrText xml:space="preserve"> PAGEREF _Toc242114445 \h </w:instrText>
+          <w:instrText xml:space="preserve"> PAGEREF _Toc242317204 \h </w:instrText>
         </w:r>
         <w:r>
           <w:rPr>
@@ -1975,7 +1975,7 @@
           <w14:ligatures w14:val="none"/>
         </w:rPr>
       </w:pPr>
-      <w:hyperlink w:anchor="_Toc242114446" w:history="1">
+      <w:hyperlink w:anchor="_Toc242317205" w:history="1">
         <w:r>
           <w:rPr>
             <w:rStyle w:val="a4"/>
@@ -2002,7 +2002,7 @@
             <w:noProof/>
             <w:webHidden/>
           </w:rPr>
-          <w:instrText xml:space="preserve"> PAGEREF _Toc242114446 \h </w:instrText>
+          <w:instrText xml:space="preserve"> PAGEREF _Toc242317205 \h </w:instrText>
         </w:r>
         <w:r>
           <w:rPr>
@@ -2046,7 +2046,7 @@
           <w14:ligatures w14:val="none"/>
         </w:rPr>
       </w:pPr>
-      <w:hyperlink w:anchor="_Toc242114447" w:history="1">
+      <w:hyperlink w:anchor="_Toc242317206" w:history="1">
         <w:r>
           <w:rPr>
             <w:rStyle w:val="a4"/>
@@ -2073,7 +2073,7 @@
             <w:noProof/>
             <w:webHidden/>
           </w:rPr>
-          <w:instrText xml:space="preserve"> PAGEREF _Toc242114447 \h </w:instrText>
+          <w:instrText xml:space="preserve"> PAGEREF _Toc242317206 \h </w:instrText>
         </w:r>
         <w:r>
           <w:rPr>
@@ -2117,7 +2117,7 @@
           <w14:ligatures w14:val="none"/>
         </w:rPr>
       </w:pPr>
-      <w:hyperlink w:anchor="_Toc242114448" w:history="1">
+      <w:hyperlink w:anchor="_Toc242317207" w:history="1">
         <w:r>
           <w:rPr>
             <w:rStyle w:val="a4"/>
@@ -2144,7 +2144,7 @@
             <w:noProof/>
             <w:webHidden/>
           </w:rPr>
-          <w:instrText xml:space="preserve"> PAGEREF _Toc242114448 \h </w:instrText>
+          <w:instrText xml:space="preserve"> PAGEREF _Toc242317207 \h </w:instrText>
         </w:r>
         <w:r>
           <w:rPr>
@@ -2188,7 +2188,7 @@
           <w14:ligatures w14:val="none"/>
         </w:rPr>
       </w:pPr>
-      <w:hyperlink w:anchor="_Toc242114449" w:history="1">
+      <w:hyperlink w:anchor="_Toc242317208" w:history="1">
         <w:r>
           <w:rPr>
             <w:rStyle w:val="a4"/>
@@ -2215,7 +2215,7 @@
             <w:noProof/>
             <w:webHidden/>
           </w:rPr>
-          <w:instrText xml:space="preserve"> PAGEREF _Toc242114449 \h </w:instrText>
+          <w:instrText xml:space="preserve"> PAGEREF _Toc242317208 \h </w:instrText>
         </w:r>
         <w:r>
           <w:rPr>
@@ -2259,7 +2259,7 @@
           <w14:ligatures w14:val="none"/>
         </w:rPr>
       </w:pPr>
-      <w:hyperlink w:anchor="_Toc242114450" w:history="1">
+      <w:hyperlink w:anchor="_Toc242317209" w:history="1">
         <w:r>
           <w:rPr>
             <w:rStyle w:val="a4"/>
@@ -2286,7 +2286,7 @@
             <w:noProof/>
             <w:webHidden/>
           </w:rPr>
-          <w:instrText xml:space="preserve"> PAGEREF _Toc242114450 \h </w:instrText>
+          <w:instrText xml:space="preserve"> PAGEREF _Toc242317209 \h </w:instrText>
         </w:r>
         <w:r>
           <w:rPr>
@@ -2330,7 +2330,7 @@
           <w14:ligatures w14:val="none"/>
         </w:rPr>
       </w:pPr>
-      <w:hyperlink w:anchor="_Toc242114451" w:history="1">
+      <w:hyperlink w:anchor="_Toc242317210" w:history="1">
         <w:r>
           <w:rPr>
             <w:rStyle w:val="a4"/>
@@ -2357,7 +2357,7 @@
             <w:noProof/>
             <w:webHidden/>
           </w:rPr>
-          <w:instrText xml:space="preserve"> PAGEREF _Toc242114451 \h </w:instrText>
+          <w:instrText xml:space="preserve"> PAGEREF _Toc242317210 \h </w:instrText>
         </w:r>
         <w:r>
           <w:rPr>
@@ -2401,7 +2401,7 @@
           <w14:ligatures w14:val="none"/>
         </w:rPr>
       </w:pPr>
-      <w:hyperlink w:anchor="_Toc242114452" w:history="1">
+      <w:hyperlink w:anchor="_Toc242317211" w:history="1">
         <w:r>
           <w:rPr>
             <w:rStyle w:val="a4"/>
@@ -2428,7 +2428,7 @@
             <w:noProof/>
             <w:webHidden/>
           </w:rPr>
-          <w:instrText xml:space="preserve"> PAGEREF _Toc242114452 \h </w:instrText>
+          <w:instrText xml:space="preserve"> PAGEREF _Toc242317211 \h </w:instrText>
         </w:r>
         <w:r>
           <w:rPr>
@@ -2472,7 +2472,7 @@
           <w14:ligatures w14:val="none"/>
         </w:rPr>
       </w:pPr>
-      <w:hyperlink w:anchor="_Toc242114453" w:history="1">
+      <w:hyperlink w:anchor="_Toc242317212" w:history="1">
         <w:r>
           <w:rPr>
             <w:rStyle w:val="a4"/>
@@ -2499,7 +2499,7 @@
             <w:noProof/>
             <w:webHidden/>
           </w:rPr>
-          <w:instrText xml:space="preserve"> PAGEREF _Toc242114453 \h </w:instrText>
+          <w:instrText xml:space="preserve"> PAGEREF _Toc242317212 \h </w:instrText>
         </w:r>
         <w:r>
           <w:rPr>
@@ -2543,7 +2543,7 @@
           <w14:ligatures w14:val="none"/>
         </w:rPr>
       </w:pPr>
-      <w:hyperlink w:anchor="_Toc242114454" w:history="1">
+      <w:hyperlink w:anchor="_Toc242317213" w:history="1">
         <w:r>
           <w:rPr>
             <w:rStyle w:val="a4"/>
@@ -2570,7 +2570,7 @@
             <w:noProof/>
             <w:webHidden/>
           </w:rPr>
-          <w:instrText xml:space="preserve"> PAGEREF _Toc242114454 \h </w:instrText>
+          <w:instrText xml:space="preserve"> PAGEREF _Toc242317213 \h </w:instrText>
         </w:r>
         <w:r>
           <w:rPr>
@@ -2614,7 +2614,7 @@
           <w14:ligatures w14:val="none"/>
         </w:rPr>
       </w:pPr>
-      <w:hyperlink w:anchor="_Toc242114455" w:history="1">
+      <w:hyperlink w:anchor="_Toc242317214" w:history="1">
         <w:r>
           <w:rPr>
             <w:rStyle w:val="a4"/>
@@ -2641,7 +2641,7 @@
             <w:noProof/>
             <w:webHidden/>
           </w:rPr>
-          <w:instrText xml:space="preserve"> PAGEREF _Toc242114455 \h </w:instrText>
+          <w:instrText xml:space="preserve"> PAGEREF _Toc242317214 \h </w:instrText>
         </w:r>
         <w:r>
           <w:rPr>
@@ -2689,7 +2689,7 @@
       <w:pPr>
         <w:pStyle w:val="1"/>
       </w:pPr>
-      <w:bookmarkStart w:id="0" w:name="_Toc242114434"/>
+      <w:bookmarkStart w:id="0" w:name="_Toc242317193"/>
       <w:r>
         <w:lastRenderedPageBreak/>
         <w:t>Входная и результатная информация ИС</w:t>
@@ -2700,7 +2700,7 @@
       <w:pPr>
         <w:pStyle w:val="2"/>
       </w:pPr>
-      <w:bookmarkStart w:id="1" w:name="_Toc242114435"/>
+      <w:bookmarkStart w:id="1" w:name="_Toc242317194"/>
       <w:r>
         <w:t>Цель и задание</w:t>
       </w:r>
@@ -2732,7 +2732,7 @@
       <w:pPr>
         <w:pStyle w:val="2"/>
       </w:pPr>
-      <w:bookmarkStart w:id="2" w:name="_Toc242114436"/>
+      <w:bookmarkStart w:id="2" w:name="_Toc242317195"/>
       <w:r>
         <w:t>Основание проекта</w:t>
       </w:r>
@@ -3609,7 +3609,7 @@
       <w:pPr>
         <w:pStyle w:val="1"/>
       </w:pPr>
-      <w:bookmarkStart w:id="3" w:name="_Toc242114437"/>
+      <w:bookmarkStart w:id="3" w:name="_Toc242317196"/>
       <w:r>
         <w:t>Описание экранных форм</w:t>
       </w:r>
@@ -3619,7 +3619,7 @@
       <w:pPr>
         <w:pStyle w:val="2"/>
       </w:pPr>
-      <w:bookmarkStart w:id="4" w:name="_Toc242114438"/>
+      <w:bookmarkStart w:id="4" w:name="_Toc242317197"/>
       <w:r>
         <w:t xml:space="preserve">F1 Группы и </w:t>
       </w:r>
@@ -3651,7 +3651,7 @@
       <w:pPr>
         <w:pStyle w:val="2"/>
       </w:pPr>
-      <w:bookmarkStart w:id="5" w:name="_Toc242114439"/>
+      <w:bookmarkStart w:id="5" w:name="_Toc242317198"/>
       <w:r>
         <w:t>F2 Поставщики и предложения</w:t>
       </w:r>
@@ -3680,7 +3680,7 @@
       <w:pPr>
         <w:pStyle w:val="2"/>
       </w:pPr>
-      <w:bookmarkStart w:id="6" w:name="_Toc242114440"/>
+      <w:bookmarkStart w:id="6" w:name="_Toc242317199"/>
       <w:r>
         <w:t>F3 Черновая версия сост</w:t>
       </w:r>
@@ -3716,7 +3716,7 @@
       <w:pPr>
         <w:pStyle w:val="2"/>
       </w:pPr>
-      <w:bookmarkStart w:id="7" w:name="_Toc242114441"/>
+      <w:bookmarkStart w:id="7" w:name="_Toc242317200"/>
       <w:r>
         <w:t>F4 Содержание ревизии карточки</w:t>
       </w:r>
@@ -3748,7 +3748,7 @@
       <w:pPr>
         <w:pStyle w:val="2"/>
       </w:pPr>
-      <w:bookmarkStart w:id="8" w:name="_Toc242114442"/>
+      <w:bookmarkStart w:id="8" w:name="_Toc242317201"/>
       <w:r>
         <w:t>F5 Экономические параметры</w:t>
       </w:r>
@@ -3780,7 +3780,7 @@
       <w:pPr>
         <w:pStyle w:val="2"/>
       </w:pPr>
-      <w:bookmarkStart w:id="9" w:name="_Toc242114443"/>
+      <w:bookmarkStart w:id="9" w:name="_Toc242317202"/>
       <w:r>
         <w:t>F6 Изображения ревизии</w:t>
       </w:r>
@@ -3816,7 +3816,7 @@
       <w:pPr>
         <w:pStyle w:val="2"/>
       </w:pPr>
-      <w:bookmarkStart w:id="10" w:name="_Toc242114444"/>
+      <w:bookmarkStart w:id="10" w:name="_Toc242317203"/>
       <w:r>
         <w:t>F7 Результат подбора и расчёта</w:t>
       </w:r>
@@ -3848,7 +3848,7 @@
       <w:pPr>
         <w:pStyle w:val="2"/>
       </w:pPr>
-      <w:bookmarkStart w:id="11" w:name="_Toc242114445"/>
+      <w:bookmarkStart w:id="11" w:name="_Toc242317204"/>
       <w:r>
         <w:t>F8 Результат публикации</w:t>
       </w:r>
@@ -3920,7 +3920,7 @@
           <w:noProof/>
         </w:rPr>
         <w:drawing>
-          <wp:inline distT="0" distB="0" distL="0" distR="0" wp14:anchorId="2ACE1AFC" wp14:editId="3FEDECD8">
+          <wp:inline distT="0" distB="0" distL="0" distR="0" wp14:anchorId="4FB9EB85" wp14:editId="2A8D3C23">
             <wp:extent cx="8355789" cy="5292000"/>
             <wp:effectExtent l="0" t="0" r="0" b="0"/>
             <wp:docPr id="298370852" name="Picture 298370852" descr="F1 Группы и комплектующие"/>
@@ -4005,7 +4005,7 @@
           <w:noProof/>
         </w:rPr>
         <w:drawing>
-          <wp:inline distT="0" distB="0" distL="0" distR="0" wp14:anchorId="25A3F642" wp14:editId="1E2B0903">
+          <wp:inline distT="0" distB="0" distL="0" distR="0" wp14:anchorId="0748D6FF" wp14:editId="106CA4AB">
             <wp:extent cx="8355789" cy="5292000"/>
             <wp:effectExtent l="0" t="0" r="0" b="0"/>
             <wp:docPr id="298370853" name="Picture 298370853" descr="F2 Поставщики и наблюдения предложений"/>
@@ -4093,7 +4093,7 @@
           <w:noProof/>
         </w:rPr>
         <w:drawing>
-          <wp:inline distT="0" distB="0" distL="0" distR="0" wp14:anchorId="7405730E" wp14:editId="101BDE6B">
+          <wp:inline distT="0" distB="0" distL="0" distR="0" wp14:anchorId="32F5F828" wp14:editId="213DEDAD">
             <wp:extent cx="8355789" cy="5292000"/>
             <wp:effectExtent l="0" t="0" r="0" b="0"/>
             <wp:docPr id="298370854" name="Picture 298370854" descr="F3 Редактор черновой версии состава"/>
@@ -4178,7 +4178,7 @@
           <w:noProof/>
         </w:rPr>
         <w:drawing>
-          <wp:inline distT="0" distB="0" distL="0" distR="0" wp14:anchorId="18306BF1" wp14:editId="14A9B174">
+          <wp:inline distT="0" distB="0" distL="0" distR="0" wp14:anchorId="5FD3C2D6" wp14:editId="59E68666">
             <wp:extent cx="8355789" cy="5292000"/>
             <wp:effectExtent l="0" t="0" r="0" b="0"/>
             <wp:docPr id="298370855" name="Picture 298370855" descr="F4 Содержание ревизии карточки"/>
@@ -4263,7 +4263,7 @@
           <w:noProof/>
         </w:rPr>
         <w:drawing>
-          <wp:inline distT="0" distB="0" distL="0" distR="0" wp14:anchorId="4D096BC2" wp14:editId="7D77C94A">
+          <wp:inline distT="0" distB="0" distL="0" distR="0" wp14:anchorId="7BBEDE27" wp14:editId="645D7BF8">
             <wp:extent cx="8355789" cy="5292000"/>
             <wp:effectExtent l="0" t="0" r="0" b="0"/>
             <wp:docPr id="298370856" name="Picture 298370856" descr="F5 Экономические параметры ревизии"/>
@@ -4348,7 +4348,7 @@
           <w:noProof/>
         </w:rPr>
         <w:drawing>
-          <wp:inline distT="0" distB="0" distL="0" distR="0" wp14:anchorId="77721796" wp14:editId="6EFFD17F">
+          <wp:inline distT="0" distB="0" distL="0" distR="0" wp14:anchorId="7169D865" wp14:editId="049F8BD6">
             <wp:extent cx="8355789" cy="5292000"/>
             <wp:effectExtent l="0" t="0" r="0" b="0"/>
             <wp:docPr id="298370857" name="Picture 298370857" descr="F6 Изображения и порядок в ревизии"/>
@@ -4433,7 +4433,7 @@
           <w:noProof/>
         </w:rPr>
         <w:drawing>
-          <wp:inline distT="0" distB="0" distL="0" distR="0" wp14:anchorId="6714E6A7" wp14:editId="27E175B4">
+          <wp:inline distT="0" distB="0" distL="0" distR="0" wp14:anchorId="77C44F01" wp14:editId="4117D765">
             <wp:extent cx="8355789" cy="5292000"/>
             <wp:effectExtent l="0" t="0" r="0" b="0"/>
             <wp:docPr id="298370858" name="Picture 298370858" descr="F7 Результат подбора и расчёта"/>
@@ -4518,7 +4518,7 @@
           <w:noProof/>
         </w:rPr>
         <w:drawing>
-          <wp:inline distT="0" distB="0" distL="0" distR="0" wp14:anchorId="0F6D367D" wp14:editId="6BD00072">
+          <wp:inline distT="0" distB="0" distL="0" distR="0" wp14:anchorId="4AAF053F" wp14:editId="37692DA2">
             <wp:extent cx="8355789" cy="5292000"/>
             <wp:effectExtent l="0" t="0" r="0" b="0"/>
             <wp:docPr id="298370859" name="Picture 298370859" descr="F8 Результат попытки публикации"/>
@@ -4591,7 +4591,7 @@
         <w:pStyle w:val="1"/>
         <w:pageBreakBefore/>
       </w:pPr>
-      <w:bookmarkStart w:id="12" w:name="_Toc242114446"/>
+      <w:bookmarkStart w:id="12" w:name="_Toc242317205"/>
       <w:r>
         <w:lastRenderedPageBreak/>
         <w:t>Соответствие форм физической БД</w:t>
@@ -8194,7 +8194,7 @@
               <w:pStyle w:val="ReportTable"/>
             </w:pPr>
             <w:r>
-              <w:t>bom_version.configuration_id</w:t>
+              <w:t>model_range_version.configuration_id</w:t>
             </w:r>
           </w:p>
         </w:tc>
@@ -8333,7 +8333,7 @@
               <w:pStyle w:val="ReportTable"/>
             </w:pPr>
             <w:r>
-              <w:t>bom_version.version_no</w:t>
+              <w:t>model_range_version.version_no</w:t>
             </w:r>
           </w:p>
         </w:tc>
@@ -8472,7 +8472,7 @@
               <w:pStyle w:val="ReportTable"/>
             </w:pPr>
             <w:r>
-              <w:t>bom_version.state</w:t>
+              <w:t>model_range_version.state</w:t>
             </w:r>
           </w:p>
         </w:tc>
@@ -8611,7 +8611,7 @@
               <w:pStyle w:val="ReportTable"/>
             </w:pPr>
             <w:r>
-              <w:t>bom_version.created_at</w:t>
+              <w:t>model_range_version.created_at</w:t>
             </w:r>
           </w:p>
         </w:tc>
@@ -8750,7 +8750,7 @@
               <w:pStyle w:val="ReportTable"/>
             </w:pPr>
             <w:r>
-              <w:t>bom_slot.configuration_id</w:t>
+              <w:t>model_range_slot.configuration_id</w:t>
             </w:r>
           </w:p>
         </w:tc>
@@ -8889,7 +8889,7 @@
               <w:pStyle w:val="ReportTable"/>
             </w:pPr>
             <w:r>
-              <w:t>bom_slot.version_no</w:t>
+              <w:t>model_range_slot.version_no</w:t>
             </w:r>
           </w:p>
         </w:tc>
@@ -9028,7 +9028,7 @@
               <w:pStyle w:val="ReportTable"/>
             </w:pPr>
             <w:r>
-              <w:t>bom_slot.line_no</w:t>
+              <w:t>model_range_slot.line_no</w:t>
             </w:r>
           </w:p>
         </w:tc>
@@ -9167,7 +9167,7 @@
               <w:pStyle w:val="ReportTable"/>
             </w:pPr>
             <w:r>
-              <w:t>bom_slot.group_id</w:t>
+              <w:t>model_range_slot.group_id</w:t>
             </w:r>
           </w:p>
         </w:tc>
@@ -9306,7 +9306,7 @@
               <w:pStyle w:val="ReportTable"/>
             </w:pPr>
             <w:r>
-              <w:t>bom_slot.requested_component_id</w:t>
+              <w:t>model_range_slot.requested_component_id</w:t>
             </w:r>
           </w:p>
         </w:tc>
@@ -9445,7 +9445,7 @@
               <w:pStyle w:val="ReportTable"/>
             </w:pPr>
             <w:r>
-              <w:t>bom_slot.offer_id</w:t>
+              <w:t>model_range_slot.offer_id</w:t>
             </w:r>
           </w:p>
         </w:tc>
@@ -9585,7 +9585,7 @@
             </w:pPr>
             <w:r>
               <w:lastRenderedPageBreak/>
-              <w:t>bom_slot.quantity</w:t>
+              <w:t>model_range_slot.quantity</w:t>
             </w:r>
           </w:p>
         </w:tc>
@@ -14708,13 +14708,10 @@
         <w:pStyle w:val="ReportBody"/>
       </w:pPr>
       <w:r>
-        <w:t xml:space="preserve">F7 использует </w:t>
-      </w:r>
-      <w:r>
-        <w:t>производные суммы и массы позиций, а также итоги. Они рассчитываются из quantity, unit_price_rub и mass_kg с параметрами card_revision. Итоги не вводятся как дополнительные поля схемы; источник выбранного предложения сохраняется в bom_slot.offer_id. Для F8</w:t>
-      </w:r>
-      <w:r>
-        <w:t xml:space="preserve"> внешний ID, состояние и даты сопоставляются с publication_attempt, а не с полем состояния ревизии.</w:t>
+        <w:t xml:space="preserve">F7 использует производные суммы и массы позиций, а также итоги. Они рассчитываются из quantity, unit_price_rub и mass_kg с параметрами card_revision. Итоги не вводятся как дополнительные поля </w:t>
+      </w:r>
+      <w:r>
+        <w:t>схемы; источник выбранного предложения сохраняется в model_range_slot.offer_id. Для F8 внешний ID, состояние и даты сопоставляются с publication_attempt, а не с полем состояния ревизии.</w:t>
       </w:r>
     </w:p>
     <w:p>
@@ -14735,7 +14732,7 @@
       <w:pPr>
         <w:pStyle w:val="1"/>
       </w:pPr>
-      <w:bookmarkStart w:id="13" w:name="_Toc242114447"/>
+      <w:bookmarkStart w:id="13" w:name="_Toc242317206"/>
       <w:r>
         <w:lastRenderedPageBreak/>
         <w:t>Математическое обеспечение</w:t>
@@ -14746,9 +14743,12 @@
       <w:pPr>
         <w:pStyle w:val="2"/>
       </w:pPr>
-      <w:bookmarkStart w:id="14" w:name="_Toc242114448"/>
-      <w:r>
-        <w:t>Подбор актуальных предложений</w:t>
+      <w:bookmarkStart w:id="14" w:name="_Toc242317207"/>
+      <w:r>
+        <w:t>Подбор акту</w:t>
+      </w:r>
+      <w:r>
+        <w:t>альных предложений</w:t>
       </w:r>
       <w:bookmarkEnd w:id="14"/>
     </w:p>
@@ -14757,13 +14757,10 @@
         <w:pStyle w:val="ReportBody"/>
       </w:pPr>
       <w:r>
-        <w:t>Пусть n — положительное число позиций, i — индекс позиции от 1 до n</w:t>
-      </w:r>
-      <w:r>
-        <w:t>, qᵢ — требуемое целое положительное количество. Индекс j обозначает предложение поставщика. Jᵢ — множество предложений для позиции i, удовлетворяющих группе либо точному компоненту, положительной цене и остатку не меньше qᵢ. Цена предложения pⱼ измеряется</w:t>
-      </w:r>
-      <w:r>
-        <w:t xml:space="preserve"> в рублях, uⱼ — код поставщика, hⱼ — его UUID предложения. Оба строковых критерия сравниваются лексикографически.</w:t>
+        <w:t>Пусть n — положительное число позиций, i — индекс позиции от 1 до n, qᵢ — требуемое целое положительное количество. Индекс j обозначает предложение поставщика. Jᵢ — множество предложений для позиции i, удовлетворяющих группе либо точному</w:t>
+      </w:r>
+      <w:r>
+        <w:t xml:space="preserve"> компоненту, положительной цене и остатку не меньше qᵢ. Цена предложения pⱼ измеряется в рублях, uⱼ — код поставщика, hⱼ — его UUID предложения. Оба строковых критерия сравниваются лексикографически.</w:t>
       </w:r>
     </w:p>
     <w:p>
@@ -14771,10 +14768,10 @@
         <w:pStyle w:val="ReportBody"/>
       </w:pPr>
       <w:r>
-        <w:t>Момент t — время расчёта, tⱼ — время наблюдения предложения j, τ — допустимый срок актуальности, равный 24 часам в примере. Все моменты содерж</w:t>
-      </w:r>
-      <w:r>
-        <w:t>ат часовой пояс. Eᵢ обозначает допустимые по времени предложения; Ageⱼ — их возраст. Определения используются в следующих формулах:</w:t>
+        <w:t>Момент t — время расчёта, tⱼ — время наблюдения предложе</w:t>
+      </w:r>
+      <w:r>
+        <w:t>ния j, τ — допустимый срок актуальности, равный 24 часам в примере. Все моменты содержат часовой пояс. Eᵢ обозначает допустимые по времени предложения; Ageⱼ — их возраст. Определения используются в следующих формулах:</w:t>
       </w:r>
     </w:p>
     <w:p>
@@ -14925,13 +14922,10 @@
         <w:pStyle w:val="ReportBody"/>
       </w:pPr>
       <w:r>
-        <w:t xml:space="preserve">При пустом Eᵢ подбор завершается ошибкой; </w:t>
-      </w:r>
-      <w:r>
-        <w:t>отрицательный возраст исключает наблюдение из будущего. jᵢ — индекс выбранного предложения для позиции i. Выбор является воспроизводимым лексикографическим минимумом: сначала цена, затем код поставщика, затем UUID. Функция lexmin возвращает один индекс мин</w:t>
-      </w:r>
-      <w:r>
-        <w:t>имального кортежа:</w:t>
+        <w:t>При пустом Eᵢ подбор завершается ошибкой; отрицательный возраст исключает наблюдение из будущего. jᵢ — индекс выбранного предложения для позиции i. Выбор является воспроизводимым лексикографическим минимумом: сначала це</w:t>
+      </w:r>
+      <w:r>
+        <w:t>на, затем код поставщика, затем UUID. Функция lexmin возвращает один индекс минимального кортежа:</w:t>
       </w:r>
     </w:p>
     <w:p>
@@ -15070,19 +15064,22 @@
         <w:pStyle w:val="ReportBody"/>
       </w:pPr>
       <w:r>
-        <w:t>Это реализованный учебный подбор по отдельным позициям. После него проверяется весь состав. Он не выполняет поиск альтернативной совместимой комбинации: если минимальный вариант несов</w:t>
-      </w:r>
-      <w:r>
-        <w:t>местим, выдаётся ошибка и требуется изменение состава или условий. Это ограничение нельзя трактовать как доказательство отсутствия любой допустимой конфигурации.</w:t>
+        <w:t>Это реализованный учебный подбор по отдельным позициям. После него проверяется весь состав. Он не выполн</w:t>
+      </w:r>
+      <w:r>
+        <w:t>яет поиск альтернативной совместимой комбинации: если минимальный вариант несовместим, выдаётся ошибка и требуется изменение состава или условий. Это ограничение нельзя трактовать как доказательство отсутствия любой допустимой конфигурации.</w:t>
       </w:r>
     </w:p>
     <w:p>
       <w:pPr>
         <w:pStyle w:val="2"/>
       </w:pPr>
-      <w:bookmarkStart w:id="15" w:name="_Toc242114449"/>
-      <w:r>
-        <w:t>Расчёт себестоимости цены и массы</w:t>
+      <w:bookmarkStart w:id="15" w:name="_Toc242317208"/>
+      <w:r>
+        <w:t>Расчёт себестои</w:t>
+      </w:r>
+      <w:r>
+        <w:t>мости цены и массы</w:t>
       </w:r>
       <w:bookmarkEnd w:id="15"/>
     </w:p>
@@ -15091,17 +15088,14 @@
         <w:pStyle w:val="ReportBody"/>
       </w:pPr>
       <w:r>
-        <w:t xml:space="preserve">После подбора pᵢ — цена единицы выбранного предложения jᵢ в </w:t>
-      </w:r>
-      <w:r>
-        <w:t xml:space="preserve">рублях, wᵢ — масса единицы компонента позиции i в килограммах. Суммирование по </w:t>
+        <w:t xml:space="preserve">После подбора pᵢ — цена единицы выбранного предложения jᵢ в рублях, wᵢ — масса единицы компонента позиции i в килограммах. Суммирование по </w:t>
       </w:r>
       <w:r>
         <w:lastRenderedPageBreak/>
-        <w:t>i охватывает все n позиций, включая корпус ровно один раз. A — стоимость сборки, B — стоимость упаковки, L — логистические расходы; все в рублях и неотрицательны. m — доля нацен</w:t>
-      </w:r>
-      <w:r>
-        <w:t>ки от 0 до 1; c — доля комиссии от 0 включительно до 1 исключительно. d — положительный шаг округления в рублях, b — неотрицательная масса упаковки в килограммах.</w:t>
+        <w:t>i охватывает все n позиций, включая корпус ровно один раз. A — стоимость сборки, B — стоимость упа</w:t>
+      </w:r>
+      <w:r>
+        <w:t>ковки, L — логистические расходы; все в рублях и неотрицательны. m — доля наценки от 0 до 1; c — доля комиссии от 0 включительно до 1 исключительно. d — положительный шаг округления в рублях, b — неотрицательная масса упаковки в килограммах.</w:t>
       </w:r>
     </w:p>
     <w:p>
@@ -15109,10 +15103,10 @@
         <w:pStyle w:val="ReportBody"/>
       </w:pPr>
       <w:r>
-        <w:t xml:space="preserve">Cкомп — стоимость компонентов, C — себестоимость без логистики; P₀ — цена до </w:t>
-      </w:r>
-      <w:r>
-        <w:t>округления, P — итоговая цена, W — масса с упаковкой. Определённые показатели вычисляются так:</w:t>
+        <w:t xml:space="preserve">Cкомп — </w:t>
+      </w:r>
+      <w:r>
+        <w:t>стоимость компонентов, C — себестоимость без логистики; P₀ — цена до округления, P — итоговая цена, W — масса с упаковкой. Определённые показатели вычисляются так:</w:t>
       </w:r>
     </w:p>
     <w:p>
@@ -15397,7 +15391,10 @@
             <m:t>W</m:t>
           </m:r>
           <m:r>
-            <m:t xml:space="preserve"> = </m:t>
+            <m:t xml:space="preserve"> </m:t>
+          </m:r>
+          <m:r>
+            <m:t xml:space="preserve">= </m:t>
           </m:r>
           <m:nary>
             <m:naryPr>
@@ -15477,20 +15474,17 @@
         <w:pStyle w:val="ReportBody"/>
       </w:pPr>
       <w:r>
-        <w:t>Комиссия начисляется на продажную цену, поэто</w:t>
-      </w:r>
-      <w:r>
-        <w:t>му она учитывается знаменателем 1 − c, а не простым добавлением c к себестоимости. Логистика включается после наценки и до компенсации комиссии. Знак потолка означает округление вверх до целого количества шагов d. Расчёты используют Decimal, не двоичный fl</w:t>
-      </w:r>
-      <w:r>
-        <w:t>oat [4]; нечисловые, бесконечные значения и NaN отклоняются. Отображение двух денежных знаков не заменяет точный промежуточный расчёт.</w:t>
+        <w:t xml:space="preserve">Комиссия начисляется на продажную цену, поэтому она учитывается знаменателем 1 − c, а не простым добавлением c к себестоимости. Логистика включается после наценки и до компенсации комиссии. Знак потолка означает округление вверх до </w:t>
+      </w:r>
+      <w:r>
+        <w:t>целого количества шагов d. Расчёты используют Decimal, не двоичный float [4]; нечисловые, бесконечные значения и NaN отклоняются. Отображение двух денежных знаков не заменяет точный промежуточный расчёт.</w:t>
       </w:r>
     </w:p>
     <w:p>
       <w:pPr>
         <w:pStyle w:val="2"/>
       </w:pPr>
-      <w:bookmarkStart w:id="16" w:name="_Toc242114450"/>
+      <w:bookmarkStart w:id="16" w:name="_Toc242317209"/>
       <w:r>
         <w:t>Проверка совместимости</w:t>
       </w:r>
@@ -15501,17 +15495,17 @@
         <w:pStyle w:val="ReportBody"/>
       </w:pPr>
       <w:r>
-        <w:t>В учебном профиле CPU, BOARD, CASE и PSU должны присутствовать ровно по одной единице; RAM и SSD о</w:t>
-      </w:r>
-      <w:r>
-        <w:t xml:space="preserve">бязательны. Сокеты CPU и BOARD должны быть заданы и совпадать, тип каждого RAM совпадает с типом памяти BOARD. K — множество индексов потребляющих позиций, исключающее PSU и CASE. Hᵢ — мощность одного потребителя i в ваттах, HБП — мощность </w:t>
+        <w:t>В учебном профиле CPU, BOARD,</w:t>
+      </w:r>
+      <w:r>
+        <w:t xml:space="preserve"> CASE и PSU должны присутствовать ровно по одной единице; RAM и SSD обязательны. Сокеты CPU и BOARD должны быть заданы и совпадать, тип каждого RAM совпадает с типом памяти BOARD. K — множество индексов потребляющих позиций, исключающее PSU и CASE. Hᵢ — мо</w:t>
+      </w:r>
+      <w:r>
+        <w:t xml:space="preserve">щность одного потребителя i в ваттах, HБП — мощность </w:t>
       </w:r>
       <w:r>
         <w:lastRenderedPageBreak/>
-        <w:t xml:space="preserve">блока питания в </w:t>
-      </w:r>
-      <w:r>
-        <w:t>ваттах, β — доля резерва, равная 0,30. Обязательное условие питания:</w:t>
+        <w:t>блока питания в ваттах, β — доля резерва, равная 0,30. Обязательное условие питания:</w:t>
       </w:r>
     </w:p>
     <w:p>
@@ -15619,22 +15613,22 @@
         <w:pStyle w:val="ReportBody"/>
       </w:pPr>
       <w:r>
-        <w:t>Отсутствие мощности любого потребителя или БП даёт ошибку. Проверяется номинальный запас, а не электрический стендовый режим. Геометрическая совместимость к</w:t>
-      </w:r>
-      <w:r>
-        <w:t>орпуса, охлаждение и другие аппаратные свойства не реализованы этой ограниченной функцией и требуют расширения модели и проверок. Поэтому «Ошибок нет» в F7 означает прохождение перечисленных правил, а не полную сертификацию компьютера.</w:t>
+        <w:t>Отсутствие мощности любого потребителя или БП даёт ошибку. Проверяется номинальный запа</w:t>
+      </w:r>
+      <w:r>
+        <w:t>с, а не электрический стендовый режим. Геометрическая совместимость корпуса, охлаждение и другие аппаратные свойства не реализованы этой ограниченной функцией и требуют расширения модели и проверок. Поэтому «Ошибок нет» в F7 означает прохождение перечислен</w:t>
+      </w:r>
+      <w:r>
+        <w:t>ных правил, а не полную сертификацию компьютера.</w:t>
       </w:r>
     </w:p>
     <w:p>
       <w:pPr>
         <w:pStyle w:val="2"/>
       </w:pPr>
-      <w:bookmarkStart w:id="17" w:name="_Toc242114451"/>
-      <w:r>
-        <w:t>Допустимость повторн</w:t>
-      </w:r>
-      <w:r>
-        <w:t>ой отправки</w:t>
+      <w:bookmarkStart w:id="17" w:name="_Toc242317210"/>
+      <w:r>
+        <w:t>Допустимость повторной отправки</w:t>
       </w:r>
       <w:bookmarkEnd w:id="17"/>
     </w:p>
@@ -15643,10 +15637,10 @@
         <w:pStyle w:val="ReportBody"/>
       </w:pPr>
       <w:r>
-        <w:t>s — внутреннее состояние внешней операции; f — истинный флаг подтверждённого непринятия; a — номер выполненной попытки; k — предел общего числа попыток, равный 3. t_next — назначенный момент проверки, t_now — текущее время. Z(t) означает, что м</w:t>
-      </w:r>
-      <w:r>
-        <w:t>омент t задан и содержит часовой пояс. R — логический результат допуска повтора:</w:t>
+        <w:t>s — внутреннее состояние внешней операции; f — истинный флаг подтверждённого непринятия; a — номер выполненной попытки; k — предел общего числа попыток, равный 3. t_next — наз</w:t>
+      </w:r>
+      <w:r>
+        <w:t>наченный момент проверки, t_now — текущее время. Z(t) означает, что момент t задан и содержит часовой пояс. R — логический результат допуска повтора:</w:t>
       </w:r>
     </w:p>
     <w:p>
@@ -15785,7 +15779,10 @@
             </m:sub>
           </m:sSub>
           <m:r>
-            <m:t xml:space="preserve"> ≤ </m:t>
+            <m:t xml:space="preserve"> ≤</m:t>
+          </m:r>
+          <m:r>
+            <m:t xml:space="preserve"> </m:t>
           </m:r>
           <m:sSub>
             <m:sSubPr>
@@ -15817,13 +15814,10 @@
         <w:pStyle w:val="ReportBody"/>
       </w:pPr>
       <w:r>
-        <w:t>Формула разбита на две строки как одно логическое выражени</w:t>
-      </w:r>
-      <w:r>
-        <w:t>е. UNKNOWN, ACCEPTED, PUBLISHED и REJECTED дают false независимо от остальных полей. При a = 3 повтор запрещён: в этом прототипе предел означает три попытки всего. Функция may_retry принимает решение, но сама не отправляет данные; сервис дополнительно обяз</w:t>
-      </w:r>
-      <w:r>
-        <w:t>ан проверить актуальность, полномочия, утверждение ревизии и неизменность отправляемого содержания.</w:t>
+        <w:t>Формула разбита на две строки как одно логическое выражение. UNKNOWN, ACCEPTED, PUBLISHED и REJECTED дают false независимо от остальных полей. При a = 3 повтор запрещён: в этом прототипе предел означает три попытки всего. Функция may_retry прини</w:t>
+      </w:r>
+      <w:r>
+        <w:t>мает решение, но сама не отправляет данные; сервис дополнительно обязан проверить актуальность, полномочия, утверждение ревизии и неизменность отправляемого содержания.</w:t>
       </w:r>
     </w:p>
     <w:p>
@@ -15831,7 +15825,7 @@
         <w:pStyle w:val="1"/>
         <w:pageBreakBefore/>
       </w:pPr>
-      <w:bookmarkStart w:id="18" w:name="_Toc242114452"/>
+      <w:bookmarkStart w:id="18" w:name="_Toc242317211"/>
       <w:r>
         <w:lastRenderedPageBreak/>
         <w:t>Контрольный расчёт и выполненные проверки</w:t>
@@ -15843,10 +15837,13 @@
         <w:pStyle w:val="ReportBody"/>
       </w:pPr>
       <w:r>
-        <w:t>Использованы шесть позиций конфигурации U100 из БД №7. Момент контроля — 05.10.2026 10:00 +03:00. Выбранные предло</w:t>
-      </w:r>
-      <w:r>
-        <w:t>жения U031–U036 имеют наблюдение 07:00 UTC того же дня; возраст равен нулю. Более дешёвое устаревшее предложение не включается. В таблице приведены цена и масса единицы, а также сумма и масса позиции с учётом количества.</w:t>
+        <w:t xml:space="preserve">Использованы шесть позиций конфигурации U100 </w:t>
+      </w:r>
+      <w:r>
+        <w:t>из БД №7. Момент контроля — 05.10.2026 10:00 +03:00. Выбранные предложения U031–U036 имеют наблюдение 07:00 UTC того же дня; возраст равен нулю. Более дешёвое устаревшее предложение не включается. В таблице приведены цена и масса единицы, а также сумма и м</w:t>
+      </w:r>
+      <w:r>
+        <w:t>асса позиции с учётом количества.</w:t>
       </w:r>
     </w:p>
     <w:p>
@@ -15863,10 +15860,7 @@
         <w:pStyle w:val="ReportTableCaption"/>
       </w:pPr>
       <w:r>
-        <w:t>Таб</w:t>
-      </w:r>
-      <w:r>
-        <w:t xml:space="preserve">лица </w:t>
+        <w:t xml:space="preserve">Таблица </w:t>
       </w:r>
       <w:r>
         <w:fldChar w:fldCharType="begin"/>
@@ -17114,10 +17108,13 @@
         <w:pStyle w:val="ReportBody"/>
       </w:pPr>
       <w:r>
-        <w:t xml:space="preserve">Стоимость компонентов равна 51 000,00 ₽. При A = 2 000 ₽ и B = 500 ₽ себестоимость составляет 53 500,00 ₽. Наценка m = 0,20, комиссия c = 0,15, </w:t>
-      </w:r>
-      <w:r>
-        <w:t>логистика L = 700 ₽ и шаг d = 100 ₽ дают цену до округления 76 352,941176… ₽ и итог 76 400 ₽. Стоимость округления вверх равна 47,058823… ₽. Суммарная масса компонентов 7,020 кг и упаковки b = 0,800 кг дают 7,820 кг.</w:t>
+        <w:t>Стоимость компонентов равна 51 000,00 ₽. При A = 2 000 ₽ и B = 500 ₽</w:t>
+      </w:r>
+      <w:r>
+        <w:t xml:space="preserve"> себестоимость составляет 53 500,00 ₽. Наценка m = 0,20, комиссия c = 0,15, логистика L = 700 ₽ и шаг d = 100 ₽ дают цену до округления 76 352,941176… ₽ и итог 76 400 ₽. Стоимость округления вверх равна 47,058823… ₽. Суммарная масса компонентов 7,020 кг и </w:t>
+      </w:r>
+      <w:r>
+        <w:t>упаковки b = 0,800 кг дают 7,820 кг.</w:t>
       </w:r>
     </w:p>
     <w:p>
@@ -17125,10 +17122,10 @@
         <w:pStyle w:val="ReportBody"/>
       </w:pPr>
       <w:r>
-        <w:t>Потребление равно 65 + 40 + 2 × 5 + 8 =</w:t>
-      </w:r>
-      <w:r>
-        <w:t xml:space="preserve"> 123 Вт. С резервом 30% минимальная мощность БП составляет 159,9 Вт; выбранный PSU-650 имеет 650 Вт. CPU и BOARD используют сокет AM5, память DDR5. Проверка не обнаружила нарушений перечисленных правил.</w:t>
+        <w:t>Потребление равно 65 + 40 + 2 × 5 + 8 = 123 Вт. С резервом 30% минимальная мощность БП составляет 159,9 Вт; выбранный PSU-650 имеет 650 Вт. CPU и BOARD используют сокет AM5, память DDR5. Проверка не обнаружила нарушений</w:t>
+      </w:r>
+      <w:r>
+        <w:t xml:space="preserve"> перечисленных правил.</w:t>
       </w:r>
     </w:p>
     <w:p>
@@ -17151,10 +17148,7 @@
         <w:fldChar w:fldCharType="begin"/>
       </w:r>
       <w:r>
-        <w:instrText xml:space="preserve"> SEQ Table \*</w:instrText>
-      </w:r>
-      <w:r>
-        <w:instrText xml:space="preserve"> ARABIC </w:instrText>
+        <w:instrText xml:space="preserve"> SEQ Table \* ARABIC </w:instrText>
       </w:r>
       <w:r>
         <w:fldChar w:fldCharType="separate"/>
@@ -17670,13 +17664,10 @@
       </w:pPr>
       <w:r>
         <w:lastRenderedPageBreak/>
-        <w:t xml:space="preserve">Выполнены 26 доменных и </w:t>
-      </w:r>
-      <w:r>
-        <w:t>граничных тестов; все завершились успешно. Дополнительная сверка итогов выполнялась ролью ppois_viewer в транзакции READ ONLY. Проверки модели не заменяют испытания интерфейса или внешнего API. Дробные границы мощности 159,9 и 159,899 Вт проверялись на объ</w:t>
-      </w:r>
-      <w:r>
-        <w:t>ектах Decimal в памяти, а не сохранялись в целочисленную колонку power_w.</w:t>
+        <w:t>Выполнены 26 доменных и граничных тестов; все завершились успешно. Дополнительная сверка итогов выполнялась ролью ppois_viewer в транзакции READ ONLY. Проверки модели не заменяют испытания интерфейса или внешнего</w:t>
+      </w:r>
+      <w:r>
+        <w:t xml:space="preserve"> API. Дробные границы мощности 159,9 и 159,899 Вт проверялись на объектах Decimal в памяти, а не сохранялись в целочисленную колонку power_w.</w:t>
       </w:r>
     </w:p>
     <w:p>
@@ -18321,10 +18312,7 @@
               <w:pStyle w:val="ReportTable"/>
             </w:pPr>
             <w:r>
-              <w:t xml:space="preserve">Группа и точный компонент вместе </w:t>
-            </w:r>
-            <w:r>
-              <w:t>отклоняются</w:t>
+              <w:t>Группа и точный компонент вместе отклоняются</w:t>
             </w:r>
           </w:p>
         </w:tc>
@@ -19184,7 +19172,10 @@
               <w:pStyle w:val="ReportTable"/>
             </w:pPr>
             <w:r>
-              <w:t>NaN в параметре отклоняется</w:t>
+              <w:t xml:space="preserve">NaN в </w:t>
+            </w:r>
+            <w:r>
+              <w:t>параметре отклоняется</w:t>
             </w:r>
           </w:p>
         </w:tc>
@@ -19614,10 +19605,10 @@
               <w:pStyle w:val="ReportTable"/>
             </w:pPr>
             <w:r>
-              <w:t xml:space="preserve">Повтор только после подтверждённого непринятия и </w:t>
-            </w:r>
-            <w:r>
-              <w:t>задержки</w:t>
+              <w:t xml:space="preserve">Повтор только после </w:t>
+            </w:r>
+            <w:r>
+              <w:t>подтверждённого непринятия и задержки</w:t>
             </w:r>
           </w:p>
         </w:tc>
@@ -20048,10 +20039,7 @@
               <w:pStyle w:val="ReportTable"/>
             </w:pPr>
             <w:r>
-              <w:t xml:space="preserve">Нулевой шаг </w:t>
-            </w:r>
-            <w:r>
-              <w:t>округления отклоняется</w:t>
+              <w:t>Нулевой шаг округления отклоняется</w:t>
             </w:r>
           </w:p>
         </w:tc>
@@ -20088,7 +20076,7 @@
       <w:pPr>
         <w:pStyle w:val="1"/>
       </w:pPr>
-      <w:bookmarkStart w:id="19" w:name="_Toc242114453"/>
+      <w:bookmarkStart w:id="19" w:name="_Toc242317212"/>
       <w:r>
         <w:t>Алгоритмы обработки информации</w:t>
       </w:r>
@@ -20099,10 +20087,10 @@
         <w:pStyle w:val="ReportBody"/>
       </w:pPr>
       <w:r>
-        <w:t>Блок-схемы построены по ГОСТ 19.701-90: процесс показан прямоугольником, проверка — ромбом с подписанными исходами, данные — параллелограммом, начало и конец — терминатором [2]. Стрелки задают</w:t>
-      </w:r>
-      <w:r>
-        <w:t xml:space="preserve"> направление. Парные соединители S в A1 продолжают одну линию без её пересечения с ветвью ошибки. Переменные и индексы определены выше до появления в алгоритмах.</w:t>
+        <w:t>Блок-схемы построены по ГОСТ 19.701-90: процесс показан прямоугольником, проверка — ромбом с подписанными исходами, данные — параллелограммом, начало и конец — термина</w:t>
+      </w:r>
+      <w:r>
+        <w:t>тором [2]. Стрелки задают направление. Парные соединители S в A1 продолжают одну линию без её пересечения с ветвью ошибки. Переменные и индексы определены выше до появления в алгоритмах.</w:t>
       </w:r>
     </w:p>
     <w:p>
@@ -20110,10 +20098,10 @@
         <w:pStyle w:val="ReportBody"/>
       </w:pPr>
       <w:r>
-        <w:t>A1 принимает позиции и предложения, последовательно формирует Eᵢ и выбирает минимум. Результат</w:t>
-      </w:r>
-      <w:r>
-        <w:t xml:space="preserve"> передаётся A2, который сначала проверяет параметры и состав, затем вычисляет цену и массу. A3 возвращает только логический допуск повтора; отправки в нём нет.</w:t>
+        <w:t>A1 принимает позиции и предложения, последовательно формирует Eᵢ и вы</w:t>
+      </w:r>
+      <w:r>
+        <w:t>бирает минимум. Результат передаётся A2, который сначала проверяет параметры и состав, затем вычисляет цену и массу. A3 возвращает только логический допуск повтора; отправки в нём нет.</w:t>
       </w:r>
     </w:p>
     <w:p>
@@ -20140,7 +20128,7 @@
           <w:noProof/>
         </w:rPr>
         <w:drawing>
-          <wp:inline distT="0" distB="0" distL="0" distR="0" wp14:anchorId="25AE079B" wp14:editId="20669842">
+          <wp:inline distT="0" distB="0" distL="0" distR="0" wp14:anchorId="59088155" wp14:editId="36567FC8">
             <wp:extent cx="5234042" cy="7379999"/>
             <wp:effectExtent l="0" t="0" r="0" b="0"/>
             <wp:docPr id="298370860" name="Picture 298370860" descr="A1 Подбор предложений по позициям"/>
@@ -20229,7 +20217,7 @@
           <w:noProof/>
         </w:rPr>
         <w:drawing>
-          <wp:inline distT="0" distB="0" distL="0" distR="0" wp14:anchorId="1AEBD261" wp14:editId="63F281C4">
+          <wp:inline distT="0" distB="0" distL="0" distR="0" wp14:anchorId="2F70F6B2" wp14:editId="1BB4D8BE">
             <wp:extent cx="5903999" cy="7379999"/>
             <wp:effectExtent l="0" t="0" r="0" b="0"/>
             <wp:docPr id="298370861" name="Picture 298370861" descr="A2 Расчёт цены и массы"/>
@@ -20318,7 +20306,7 @@
           <w:noProof/>
         </w:rPr>
         <w:drawing>
-          <wp:inline distT="0" distB="0" distL="0" distR="0" wp14:anchorId="696934B0" wp14:editId="041720C7">
+          <wp:inline distT="0" distB="0" distL="0" distR="0" wp14:anchorId="03EBAED8" wp14:editId="039F4254">
             <wp:extent cx="5811023" cy="7379999"/>
             <wp:effectExtent l="0" t="0" r="0" b="0"/>
             <wp:docPr id="298370862" name="Picture 298370862" descr="A3 Решение о допустимости повтора"/>
@@ -20380,7 +20368,10 @@
         <w:fldChar w:fldCharType="end"/>
       </w:r>
       <w:r>
-        <w:t xml:space="preserve"> – A3 Решение о допустимости повтора</w:t>
+        <w:t xml:space="preserve"> – A3 Решен</w:t>
+      </w:r>
+      <w:r>
+        <w:t>ие о допустимости повтора</w:t>
       </w:r>
     </w:p>
     <w:p>
@@ -20388,7 +20379,7 @@
         <w:pStyle w:val="1"/>
         <w:pageBreakBefore/>
       </w:pPr>
-      <w:bookmarkStart w:id="20" w:name="_Toc242114454"/>
+      <w:bookmarkStart w:id="20" w:name="_Toc242317213"/>
       <w:r>
         <w:lastRenderedPageBreak/>
         <w:t>Вывод</w:t>
@@ -20400,19 +20391,22 @@
         <w:pStyle w:val="ReportBody"/>
       </w:pPr>
       <w:r>
-        <w:t>Входные и результатные формы согласованы со всеми 71 полем реализованной БД №7. Описаны восемь экранов, ограничения ввода, контекстные ключи и различие редактируемых черновиков и неизменяемых снимков. Определены переменные и индексы расчётов, правила</w:t>
-      </w:r>
-      <w:r>
-        <w:t xml:space="preserve"> актуальности, совместимости и повторов. Три алгоритма связаны с исполняемой доменной логикой; контрольные итоги совпали с SQL, 26 проверок прошли. Рабочий клиент и внешний обмен остаются отдельными этапами реализации.</w:t>
+        <w:t>Входные и результатные формы согласованы со всеми 71 полем реализованной БД №7. Описаны восемь экранов, ограничения ввода, контекстные ключи и различие редактируемых черновиков и неизменяемых снимков. Определены переменные и</w:t>
+      </w:r>
+      <w:r>
+        <w:t xml:space="preserve"> индексы расчётов, правила актуальности, совместимости и повторов. Три алгоритма связаны с исполняемой доменной логикой; контрольные итоги совпали с SQL, 26 проверок прошли. Рабочий клиент и внешний обмен остаются отдельными этапами реализации.</w:t>
       </w:r>
     </w:p>
     <w:p>
       <w:pPr>
         <w:pStyle w:val="1"/>
       </w:pPr>
-      <w:bookmarkStart w:id="21" w:name="_Toc242114455"/>
-      <w:r>
-        <w:t>Список использованных источников</w:t>
+      <w:bookmarkStart w:id="21" w:name="_Toc242317214"/>
+      <w:r>
+        <w:t>Список испо</w:t>
+      </w:r>
+      <w:r>
+        <w:t>льзованных источников</w:t>
       </w:r>
       <w:bookmarkEnd w:id="21"/>
     </w:p>
@@ -20422,10 +20416,7 @@
         <w:keepLines/>
       </w:pPr>
       <w:r>
-        <w:t>1. П</w:t>
-      </w:r>
-      <w:r>
-        <w:t>роектирование предметно-ориентированных информационных систем. Практическая работа №8. Входная и результатная информация и математическое обеспечение ИС. Методическое задание РТУ МИРЭА, предоставленное для работы.</w:t>
+        <w:t>1. Проектирование предметно-ориентированных информационных систем. Практическая работа №8. Входная и результатная информация и математическое обеспечение ИС. Методическое задание РТУ МИРЭА, предоставленное для работы.</w:t>
       </w:r>
     </w:p>
     <w:p>
@@ -20434,13 +20425,13 @@
         <w:keepLines/>
       </w:pPr>
       <w:r>
-        <w:t>2. ГОСТ 19.701-90. Схемы алгоритмов, прогр</w:t>
-      </w:r>
-      <w:r>
-        <w:t xml:space="preserve">амм, данных и систем. Обозначения условные и правила выполнения. Издание Стандартинформ, 2010. Карточка Росстандарта: https://protect.gost.ru/gost/details/0c85e066-f89e-433d-a6d3-b7f746bd0c7c; текст: https://rosgosts.ru/file/gost/01/080/gost_19.701-90.pdf </w:t>
-      </w:r>
-      <w:r>
-        <w:t>(дата обращения: 05.10.2026).</w:t>
+        <w:t>2. ГОСТ 19.701-9</w:t>
+      </w:r>
+      <w:r>
+        <w:t>0. Схемы алгоритмов, программ, данных и систем. Обозначения условные и правила выполнения. Издание Стандартинформ, 2010. Карточка Росстандарта: https://protect.gost.ru/gost/details/0c85e066-f89e-433d-a6d3-b7f746bd0c7c; текст: https://rosgosts.ru/file/gost/</w:t>
+      </w:r>
+      <w:r>
+        <w:t>01/080/gost_19.701-90.pdf (дата обращения: 05.10.2026).</w:t>
       </w:r>
     </w:p>
     <w:p>
@@ -20458,10 +20449,10 @@
         <w:keepLines/>
       </w:pPr>
       <w:r>
-        <w:t>4. Python Software Foundation. decimal — Decimal fixed point and floa</w:t>
-      </w:r>
-      <w:r>
-        <w:t>ting point arithmetic. https://docs.python.org/3/library/decimal.html (дата обращения: 05.10.2026).</w:t>
+        <w:t>4. Python Software Foundation. decimal — De</w:t>
+      </w:r>
+      <w:r>
+        <w:t>cimal fixed point and floating point arithmetic. https://docs.python.org/3/library/decimal.html (дата обращения: 05.10.2026).</w:t>
       </w:r>
     </w:p>
     <w:sectPr>
@@ -21595,7 +21586,7 @@
     <w:basedOn w:val="a0"/>
     <w:uiPriority w:val="99"/>
     <w:unhideWhenUsed/>
-    <w:rsid w:val="005B7B05"/>
+    <w:rsid w:val="0087337F"/>
     <w:rPr>
       <w:color w:val="467886" w:themeColor="hyperlink"/>
       <w:u w:val="single"/>
@@ -21607,7 +21598,7 @@
     <w:link w:val="a6"/>
     <w:uiPriority w:val="99"/>
     <w:unhideWhenUsed/>
-    <w:rsid w:val="005B7B05"/>
+    <w:rsid w:val="0087337F"/>
     <w:pPr>
       <w:tabs>
         <w:tab w:val="center" w:pos="4677"/>
@@ -21621,7 +21612,7 @@
     <w:basedOn w:val="a0"/>
     <w:link w:val="a5"/>
     <w:uiPriority w:val="99"/>
-    <w:rsid w:val="005B7B05"/>
+    <w:rsid w:val="0087337F"/>
     <w:rPr>
       <w:rFonts w:ascii="Times New Roman" w:eastAsia="Times New Roman" w:hAnsi="Times New Roman" w:cs="Times New Roman"/>
       <w:color w:val="000000"/>
@@ -21634,7 +21625,7 @@
     <w:link w:val="a8"/>
     <w:uiPriority w:val="99"/>
     <w:unhideWhenUsed/>
-    <w:rsid w:val="005B7B05"/>
+    <w:rsid w:val="0087337F"/>
     <w:pPr>
       <w:tabs>
         <w:tab w:val="center" w:pos="4677"/>
@@ -21648,7 +21639,7 @@
     <w:basedOn w:val="a0"/>
     <w:link w:val="a7"/>
     <w:uiPriority w:val="99"/>
-    <w:rsid w:val="005B7B05"/>
+    <w:rsid w:val="0087337F"/>
     <w:rPr>
       <w:rFonts w:ascii="Times New Roman" w:eastAsia="Times New Roman" w:hAnsi="Times New Roman" w:cs="Times New Roman"/>
       <w:color w:val="000000"/>
